--- a/public/docs/MSFT/2026-05_Investment_Memo_Microsoft_MSFT.docx
+++ b/public/docs/MSFT/2026-05_Investment_Memo_Microsoft_MSFT.docx
@@ -73,24 +73,6 @@
           <w:color w:val="1B2642"/>
           <w:sz w:val="22"/>
         </w:rPr>
-        <w:t xml:space="preserve">Analyst:  </w:t>
-      </w:r>
-      <w:r>
-        <w:rPr>
-          <w:rFonts w:ascii="Calibri" w:hAnsi="Calibri"/>
-          <w:color w:val="0D0D0D"/>
-          <w:sz w:val="22"/>
-        </w:rPr>
-        <w:t>Investment Analyst — DCE Holdings</w:t>
-        <w:br/>
-      </w:r>
-      <w:r>
-        <w:rPr>
-          <w:rFonts w:ascii="Calibri" w:hAnsi="Calibri"/>
-          <w:b/>
-          <w:color w:val="1B2642"/>
-          <w:sz w:val="22"/>
-        </w:rPr>
         <w:t xml:space="preserve">Reviewer:  </w:t>
       </w:r>
       <w:r>
@@ -154,6 +136,24 @@
           <w:sz w:val="22"/>
         </w:rPr>
         <w:t>DCE Investment Memo Framework — 12 secciones</w:t>
+        <w:br/>
+      </w:r>
+      <w:r>
+        <w:rPr>
+          <w:rFonts w:ascii="Calibri" w:hAnsi="Calibri"/>
+          <w:b/>
+          <w:color w:val="1B2642"/>
+          <w:sz w:val="22"/>
+        </w:rPr>
+        <w:t xml:space="preserve">Source of truth:  </w:t>
+      </w:r>
+      <w:r>
+        <w:rPr>
+          <w:rFonts w:ascii="Calibri" w:hAnsi="Calibri"/>
+          <w:color w:val="0D0D0D"/>
+          <w:sz w:val="22"/>
+        </w:rPr>
+        <w:t>Supabase decision_journal (live)</w:t>
         <w:br/>
       </w:r>
     </w:p>
@@ -295,6 +295,9 @@
             <w:vAlign w:val="center"/>
           </w:tcPr>
           <w:p>
+            <w:pPr>
+              <w:jc w:val="left"/>
+            </w:pPr>
             <w:r/>
             <w:r>
               <w:rPr>
@@ -313,6 +316,9 @@
             <w:vAlign w:val="center"/>
           </w:tcPr>
           <w:p>
+            <w:pPr>
+              <w:jc w:val="left"/>
+            </w:pPr>
             <w:r/>
             <w:r>
               <w:rPr>
@@ -332,6 +338,9 @@
             <w:vAlign w:val="center"/>
           </w:tcPr>
           <w:p>
+            <w:pPr>
+              <w:jc w:val="left"/>
+            </w:pPr>
             <w:r/>
             <w:r>
               <w:rPr>
@@ -349,6 +358,9 @@
             <w:vAlign w:val="center"/>
           </w:tcPr>
           <w:p>
+            <w:pPr>
+              <w:jc w:val="left"/>
+            </w:pPr>
             <w:r/>
             <w:r>
               <w:rPr>
@@ -369,6 +381,9 @@
             <w:vAlign w:val="center"/>
           </w:tcPr>
           <w:p>
+            <w:pPr>
+              <w:jc w:val="left"/>
+            </w:pPr>
             <w:r/>
             <w:r>
               <w:rPr>
@@ -387,6 +402,9 @@
             <w:vAlign w:val="center"/>
           </w:tcPr>
           <w:p>
+            <w:pPr>
+              <w:jc w:val="left"/>
+            </w:pPr>
             <w:r/>
             <w:r>
               <w:rPr>
@@ -406,6 +424,9 @@
             <w:vAlign w:val="center"/>
           </w:tcPr>
           <w:p>
+            <w:pPr>
+              <w:jc w:val="left"/>
+            </w:pPr>
             <w:r/>
             <w:r>
               <w:rPr>
@@ -423,6 +444,9 @@
             <w:vAlign w:val="center"/>
           </w:tcPr>
           <w:p>
+            <w:pPr>
+              <w:jc w:val="left"/>
+            </w:pPr>
             <w:r/>
             <w:r>
               <w:rPr>
@@ -443,6 +467,9 @@
             <w:vAlign w:val="center"/>
           </w:tcPr>
           <w:p>
+            <w:pPr>
+              <w:jc w:val="left"/>
+            </w:pPr>
             <w:r/>
             <w:r>
               <w:rPr>
@@ -461,6 +488,9 @@
             <w:vAlign w:val="center"/>
           </w:tcPr>
           <w:p>
+            <w:pPr>
+              <w:jc w:val="left"/>
+            </w:pPr>
             <w:r/>
             <w:r>
               <w:rPr>
@@ -480,6 +510,9 @@
             <w:vAlign w:val="center"/>
           </w:tcPr>
           <w:p>
+            <w:pPr>
+              <w:jc w:val="left"/>
+            </w:pPr>
             <w:r/>
             <w:r>
               <w:rPr>
@@ -487,7 +520,7 @@
                 <w:color w:val="0D0D0D"/>
                 <w:sz w:val="20"/>
               </w:rPr>
-              <w:t>Current Price (8-May-2026)</w:t>
+              <w:t>Current Price</w:t>
             </w:r>
           </w:p>
         </w:tc>
@@ -497,6 +530,9 @@
             <w:vAlign w:val="center"/>
           </w:tcPr>
           <w:p>
+            <w:pPr>
+              <w:jc w:val="left"/>
+            </w:pPr>
             <w:r/>
             <w:r>
               <w:rPr>
@@ -517,6 +553,9 @@
             <w:vAlign w:val="center"/>
           </w:tcPr>
           <w:p>
+            <w:pPr>
+              <w:jc w:val="left"/>
+            </w:pPr>
             <w:r/>
             <w:r>
               <w:rPr>
@@ -535,6 +574,9 @@
             <w:vAlign w:val="center"/>
           </w:tcPr>
           <w:p>
+            <w:pPr>
+              <w:jc w:val="left"/>
+            </w:pPr>
             <w:r/>
             <w:r>
               <w:rPr>
@@ -554,6 +596,9 @@
             <w:vAlign w:val="center"/>
           </w:tcPr>
           <w:p>
+            <w:pPr>
+              <w:jc w:val="left"/>
+            </w:pPr>
             <w:r/>
             <w:r>
               <w:rPr>
@@ -571,6 +616,9 @@
             <w:vAlign w:val="center"/>
           </w:tcPr>
           <w:p>
+            <w:pPr>
+              <w:jc w:val="left"/>
+            </w:pPr>
             <w:r/>
             <w:r>
               <w:rPr>
@@ -591,6 +639,9 @@
             <w:vAlign w:val="center"/>
           </w:tcPr>
           <w:p>
+            <w:pPr>
+              <w:jc w:val="left"/>
+            </w:pPr>
             <w:r/>
             <w:r>
               <w:rPr>
@@ -609,6 +660,9 @@
             <w:vAlign w:val="center"/>
           </w:tcPr>
           <w:p>
+            <w:pPr>
+              <w:jc w:val="left"/>
+            </w:pPr>
             <w:r/>
             <w:r>
               <w:rPr>
@@ -616,7 +670,7 @@
                 <w:color w:val="0D0D0D"/>
                 <w:sz w:val="20"/>
               </w:rPr>
-              <w:t>6.0% del NAV (within Core Compounder band 4-8%)</w:t>
+              <w:t>6.0% del NAV — Core Compounder (4-8% NAV)</w:t>
             </w:r>
           </w:p>
         </w:tc>
@@ -628,6 +682,9 @@
             <w:vAlign w:val="center"/>
           </w:tcPr>
           <w:p>
+            <w:pPr>
+              <w:jc w:val="left"/>
+            </w:pPr>
             <w:r/>
             <w:r>
               <w:rPr>
@@ -645,6 +702,9 @@
             <w:vAlign w:val="center"/>
           </w:tcPr>
           <w:p>
+            <w:pPr>
+              <w:jc w:val="left"/>
+            </w:pPr>
             <w:r/>
             <w:r>
               <w:rPr>
@@ -665,6 +725,9 @@
             <w:vAlign w:val="center"/>
           </w:tcPr>
           <w:p>
+            <w:pPr>
+              <w:jc w:val="left"/>
+            </w:pPr>
             <w:r/>
             <w:r>
               <w:rPr>
@@ -683,6 +746,9 @@
             <w:vAlign w:val="center"/>
           </w:tcPr>
           <w:p>
+            <w:pPr>
+              <w:jc w:val="left"/>
+            </w:pPr>
             <w:r/>
             <w:r>
               <w:rPr>
@@ -690,7 +756,7 @@
                 <w:color w:val="0D0D0D"/>
                 <w:sz w:val="20"/>
               </w:rPr>
-              <w:t>Director of Research</w:t>
+              <w:t>Director of Research — DCE Holdings</w:t>
             </w:r>
           </w:p>
         </w:tc>
@@ -702,6 +768,9 @@
             <w:vAlign w:val="center"/>
           </w:tcPr>
           <w:p>
+            <w:pPr>
+              <w:jc w:val="left"/>
+            </w:pPr>
             <w:r/>
             <w:r>
               <w:rPr>
@@ -719,6 +788,9 @@
             <w:vAlign w:val="center"/>
           </w:tcPr>
           <w:p>
+            <w:pPr>
+              <w:jc w:val="left"/>
+            </w:pPr>
             <w:r/>
             <w:r>
               <w:rPr>
@@ -739,6 +811,9 @@
             <w:vAlign w:val="center"/>
           </w:tcPr>
           <w:p>
+            <w:pPr>
+              <w:jc w:val="left"/>
+            </w:pPr>
             <w:r/>
             <w:r>
               <w:rPr>
@@ -757,6 +832,9 @@
             <w:vAlign w:val="center"/>
           </w:tcPr>
           <w:p>
+            <w:pPr>
+              <w:jc w:val="left"/>
+            </w:pPr>
             <w:r/>
             <w:r>
               <w:rPr>
@@ -814,7 +892,7 @@
           <w:color w:val="0D0D0D"/>
           <w:sz w:val="22"/>
         </w:rPr>
-        <w:t>La tesis se sostiene sobre cinco pilares (máximo 5 bullets, conforme al framework):</w:t>
+        <w:t>La tesis se sostiene sobre 5 pilares (máximo 5 bullets, conforme al framework):</w:t>
       </w:r>
     </w:p>
     <w:p>
@@ -828,7 +906,7 @@
           <w:color w:val="0D0D0D"/>
           <w:sz w:val="22"/>
         </w:rPr>
-        <w:t>Azure es estructuralmente el ganador "fast follower" en cloud: ~25% market share global, creciendo 28-32% YoY, con cross-sell a la base enterprise existente que reduce CAC de forma asimétrica vs AWS y GCP.</w:t>
+        <w:t>Azure fast-follower estructural: ~25% market share global, creciendo 28-32% YoY, con cross-sell a la base enterprise existente que reduce CAC de forma asimétrica vs AWS y GCP.</w:t>
       </w:r>
     </w:p>
     <w:p>
@@ -842,7 +920,7 @@
           <w:color w:val="0D0D0D"/>
           <w:sz w:val="22"/>
         </w:rPr>
-        <w:t>Microsoft 365 + Copilot mantiene pricing power demostrado: tres rondas de pricing en los últimos cuatro años con churn enterprise inferior al 2% anual; Copilot agrega un layer de monetización con ARPU incremental de USD 30/asiento/mes en la cohorte E3+E5.</w:t>
+        <w:t>M365 + Copilot pricing power demostrado: Tres rondas de pricing en los últimos cuatro años con churn enterprise inferior al 2% anual; Copilot agrega un layer de monetización con ARPU incremental de USD 30/asiento/mes en la cohorte E3+E5.</w:t>
       </w:r>
     </w:p>
     <w:p>
@@ -856,7 +934,7 @@
           <w:color w:val="0D0D0D"/>
           <w:sz w:val="22"/>
         </w:rPr>
-        <w:t>OpenAI partnership es el "AI moat asimétrico": MSFT tiene acceso preferente a modelos de frontera + ingresos por hosting Azure, sin la P&amp;L drag de financiar la investigación. La estructura de la inversión (USD 13B en compromiso revolving) limita el downside.</w:t>
+        <w:t>OpenAI partnership como AI moat asimétrico: MSFT tiene acceso preferente a modelos de frontera + ingresos por hosting Azure, sin la P&amp;L drag de financiar la investigación. La estructura de la inversión (USD 13B en compromiso revolving) limita el downside.</w:t>
       </w:r>
     </w:p>
     <w:p>
@@ -912,7 +990,7 @@
           <w:color w:val="0D0D0D"/>
           <w:sz w:val="22"/>
         </w:rPr>
-        <w:t>El consenso de sell-side modela Azure desacelerando hacia 20% YoY en FY27-28 y un margen de Copilot del 35-40%. Nuestra variant perception es que ambos números subestiman la realidad estructural:</w:t>
+        <w:t>El consenso de sell-side modela Azure desacelerando hacia 20% YoY en FY27-28 y un margen de Copilot del 35-40%. Nuestra variant perception es que ambos números subestiman la realidad estructural.</w:t>
       </w:r>
     </w:p>
     <w:p>
@@ -926,7 +1004,7 @@
           <w:color w:val="0D0D0D"/>
           <w:sz w:val="22"/>
         </w:rPr>
-        <w:t>Azure: el consenso confunde la base de comparación con la pendiente. Azure todavía no ha penetrado el mid-market de forma agresiva; la curva ARR ex-AI seguirá creciendo 25%+ por al menos 24 meses adicionales más allá del bull case del consenso.</w:t>
+        <w:t>Azure: El consenso confunde la base de comparación con la pendiente. Azure todavía no ha penetrado el mid-market de forma agresiva; la curva ARR ex-AI seguirá creciendo 25%+ por al menos 24 meses adicionales más allá del bull case del consenso.</w:t>
       </w:r>
     </w:p>
     <w:p>
@@ -940,7 +1018,7 @@
           <w:color w:val="0D0D0D"/>
           <w:sz w:val="22"/>
         </w:rPr>
-        <w:t>Copilot: el ramp de adopción en E3+E5 es 2-3x más rápido de lo que sell-side modela. Las cohortes early adopters muestran retention &gt;95% a 12 meses con upsell a Copilot Studio y agentes específicos por vertical.</w:t>
+        <w:t>Copilot: El ramp de adopción en E3+E5 es 2-3x más rápido de lo que sell-side modela. Las cohortes early adopters muestran retention &gt;95% a 12 meses con upsell a Copilot Studio y agentes específicos por vertical.</w:t>
       </w:r>
     </w:p>
     <w:p>
@@ -954,7 +1032,7 @@
           <w:color w:val="0D0D0D"/>
           <w:sz w:val="22"/>
         </w:rPr>
-        <w:t>AI capex: el consenso lo ve como destrucción de FCF; nosotros lo vemos como CAPEX productivo cuyo payback en 4-5 años está soportado por contratos enterprise multi-año ya firmados.</w:t>
+        <w:t>AI capex: El consenso lo ve como destrucción de FCF; nosotros lo vemos como CAPEX productivo cuyo payback en 4-5 años está soportado por contratos enterprise multi-año ya firmados.</w:t>
       </w:r>
     </w:p>
     <w:p>
@@ -1047,6 +1125,9 @@
             <w:vAlign w:val="center"/>
           </w:tcPr>
           <w:p>
+            <w:pPr>
+              <w:jc w:val="left"/>
+            </w:pPr>
             <w:r/>
             <w:r>
               <w:rPr>
@@ -1065,6 +1146,9 @@
             <w:vAlign w:val="center"/>
           </w:tcPr>
           <w:p>
+            <w:pPr>
+              <w:jc w:val="left"/>
+            </w:pPr>
             <w:r/>
             <w:r>
               <w:rPr>
@@ -1084,6 +1168,9 @@
             <w:vAlign w:val="center"/>
           </w:tcPr>
           <w:p>
+            <w:pPr>
+              <w:jc w:val="left"/>
+            </w:pPr>
             <w:r/>
             <w:r>
               <w:rPr>
@@ -1101,6 +1188,9 @@
             <w:vAlign w:val="center"/>
           </w:tcPr>
           <w:p>
+            <w:pPr>
+              <w:jc w:val="left"/>
+            </w:pPr>
             <w:r/>
             <w:r>
               <w:rPr>
@@ -1121,6 +1211,9 @@
             <w:vAlign w:val="center"/>
           </w:tcPr>
           <w:p>
+            <w:pPr>
+              <w:jc w:val="left"/>
+            </w:pPr>
             <w:r/>
             <w:r>
               <w:rPr>
@@ -1139,6 +1232,9 @@
             <w:vAlign w:val="center"/>
           </w:tcPr>
           <w:p>
+            <w:pPr>
+              <w:jc w:val="left"/>
+            </w:pPr>
             <w:r/>
             <w:r>
               <w:rPr>
@@ -1158,6 +1254,9 @@
             <w:vAlign w:val="center"/>
           </w:tcPr>
           <w:p>
+            <w:pPr>
+              <w:jc w:val="left"/>
+            </w:pPr>
             <w:r/>
             <w:r>
               <w:rPr>
@@ -1175,6 +1274,9 @@
             <w:vAlign w:val="center"/>
           </w:tcPr>
           <w:p>
+            <w:pPr>
+              <w:jc w:val="left"/>
+            </w:pPr>
             <w:r/>
             <w:r>
               <w:rPr>
@@ -1195,6 +1297,9 @@
             <w:vAlign w:val="center"/>
           </w:tcPr>
           <w:p>
+            <w:pPr>
+              <w:jc w:val="left"/>
+            </w:pPr>
             <w:r/>
             <w:r>
               <w:rPr>
@@ -1213,6 +1318,9 @@
             <w:vAlign w:val="center"/>
           </w:tcPr>
           <w:p>
+            <w:pPr>
+              <w:jc w:val="left"/>
+            </w:pPr>
             <w:r/>
             <w:r>
               <w:rPr>
@@ -1232,6 +1340,9 @@
             <w:vAlign w:val="center"/>
           </w:tcPr>
           <w:p>
+            <w:pPr>
+              <w:jc w:val="left"/>
+            </w:pPr>
             <w:r/>
             <w:r>
               <w:rPr>
@@ -1249,6 +1360,9 @@
             <w:vAlign w:val="center"/>
           </w:tcPr>
           <w:p>
+            <w:pPr>
+              <w:jc w:val="left"/>
+            </w:pPr>
             <w:r/>
             <w:r>
               <w:rPr>
@@ -1485,6 +1599,9 @@
             <w:vAlign w:val="center"/>
           </w:tcPr>
           <w:p>
+            <w:pPr>
+              <w:jc w:val="left"/>
+            </w:pPr>
             <w:r/>
             <w:r>
               <w:rPr>
@@ -1503,6 +1620,9 @@
             <w:vAlign w:val="center"/>
           </w:tcPr>
           <w:p>
+            <w:pPr>
+              <w:jc w:val="left"/>
+            </w:pPr>
             <w:r/>
             <w:r>
               <w:rPr>
@@ -1521,6 +1641,9 @@
             <w:vAlign w:val="center"/>
           </w:tcPr>
           <w:p>
+            <w:pPr>
+              <w:jc w:val="left"/>
+            </w:pPr>
             <w:r/>
             <w:r>
               <w:rPr>
@@ -1535,15 +1658,19 @@
         <w:tc>
           <w:tcPr>
             <w:tcW w:type="dxa" w:w="1417"/>
-            <w:shd w:val="clear" w:color="auto" w:fill="E6E6E6"/>
+            <w:shd w:val="clear" w:color="auto" w:fill="1F5F3F"/>
             <w:vAlign w:val="center"/>
           </w:tcPr>
           <w:p>
+            <w:pPr>
+              <w:jc w:val="center"/>
+            </w:pPr>
             <w:r/>
             <w:r>
               <w:rPr>
                 <w:rFonts w:ascii="Calibri" w:hAnsi="Calibri"/>
-                <w:color w:val="0D0D0D"/>
+                <w:b/>
+                <w:color w:val="FFFFFF"/>
                 <w:sz w:val="20"/>
               </w:rPr>
               <w:t>Verde</w:t>
@@ -1558,6 +1685,9 @@
             <w:vAlign w:val="center"/>
           </w:tcPr>
           <w:p>
+            <w:pPr>
+              <w:jc w:val="left"/>
+            </w:pPr>
             <w:r/>
             <w:r>
               <w:rPr>
@@ -1575,6 +1705,9 @@
             <w:vAlign w:val="center"/>
           </w:tcPr>
           <w:p>
+            <w:pPr>
+              <w:jc w:val="left"/>
+            </w:pPr>
             <w:r/>
             <w:r>
               <w:rPr>
@@ -1592,6 +1725,9 @@
             <w:vAlign w:val="center"/>
           </w:tcPr>
           <w:p>
+            <w:pPr>
+              <w:jc w:val="left"/>
+            </w:pPr>
             <w:r/>
             <w:r>
               <w:rPr>
@@ -1606,14 +1742,19 @@
         <w:tc>
           <w:tcPr>
             <w:tcW w:type="dxa" w:w="1417"/>
+            <w:shd w:val="clear" w:color="auto" w:fill="1F5F3F"/>
             <w:vAlign w:val="center"/>
           </w:tcPr>
           <w:p>
+            <w:pPr>
+              <w:jc w:val="center"/>
+            </w:pPr>
             <w:r/>
             <w:r>
               <w:rPr>
                 <w:rFonts w:ascii="Calibri" w:hAnsi="Calibri"/>
-                <w:color w:val="0D0D0D"/>
+                <w:b/>
+                <w:color w:val="FFFFFF"/>
                 <w:sz w:val="20"/>
               </w:rPr>
               <w:t>Verde</w:t>
@@ -1629,6 +1770,9 @@
             <w:vAlign w:val="center"/>
           </w:tcPr>
           <w:p>
+            <w:pPr>
+              <w:jc w:val="left"/>
+            </w:pPr>
             <w:r/>
             <w:r>
               <w:rPr>
@@ -1647,6 +1791,9 @@
             <w:vAlign w:val="center"/>
           </w:tcPr>
           <w:p>
+            <w:pPr>
+              <w:jc w:val="left"/>
+            </w:pPr>
             <w:r/>
             <w:r>
               <w:rPr>
@@ -1665,6 +1812,9 @@
             <w:vAlign w:val="center"/>
           </w:tcPr>
           <w:p>
+            <w:pPr>
+              <w:jc w:val="left"/>
+            </w:pPr>
             <w:r/>
             <w:r>
               <w:rPr>
@@ -1679,15 +1829,19 @@
         <w:tc>
           <w:tcPr>
             <w:tcW w:type="dxa" w:w="1417"/>
-            <w:shd w:val="clear" w:color="auto" w:fill="E6E6E6"/>
+            <w:shd w:val="clear" w:color="auto" w:fill="1F5F3F"/>
             <w:vAlign w:val="center"/>
           </w:tcPr>
           <w:p>
+            <w:pPr>
+              <w:jc w:val="center"/>
+            </w:pPr>
             <w:r/>
             <w:r>
               <w:rPr>
                 <w:rFonts w:ascii="Calibri" w:hAnsi="Calibri"/>
-                <w:color w:val="0D0D0D"/>
+                <w:b/>
+                <w:color w:val="FFFFFF"/>
                 <w:sz w:val="20"/>
               </w:rPr>
               <w:t>Verde</w:t>
@@ -1702,6 +1856,9 @@
             <w:vAlign w:val="center"/>
           </w:tcPr>
           <w:p>
+            <w:pPr>
+              <w:jc w:val="left"/>
+            </w:pPr>
             <w:r/>
             <w:r>
               <w:rPr>
@@ -1719,6 +1876,9 @@
             <w:vAlign w:val="center"/>
           </w:tcPr>
           <w:p>
+            <w:pPr>
+              <w:jc w:val="left"/>
+            </w:pPr>
             <w:r/>
             <w:r>
               <w:rPr>
@@ -1736,6 +1896,9 @@
             <w:vAlign w:val="center"/>
           </w:tcPr>
           <w:p>
+            <w:pPr>
+              <w:jc w:val="left"/>
+            </w:pPr>
             <w:r/>
             <w:r>
               <w:rPr>
@@ -1750,14 +1913,19 @@
         <w:tc>
           <w:tcPr>
             <w:tcW w:type="dxa" w:w="1417"/>
+            <w:shd w:val="clear" w:color="auto" w:fill="1F5F3F"/>
             <w:vAlign w:val="center"/>
           </w:tcPr>
           <w:p>
+            <w:pPr>
+              <w:jc w:val="center"/>
+            </w:pPr>
             <w:r/>
             <w:r>
               <w:rPr>
                 <w:rFonts w:ascii="Calibri" w:hAnsi="Calibri"/>
-                <w:color w:val="0D0D0D"/>
+                <w:b/>
+                <w:color w:val="FFFFFF"/>
                 <w:sz w:val="20"/>
               </w:rPr>
               <w:t>Verde</w:t>
@@ -1773,6 +1941,9 @@
             <w:vAlign w:val="center"/>
           </w:tcPr>
           <w:p>
+            <w:pPr>
+              <w:jc w:val="left"/>
+            </w:pPr>
             <w:r/>
             <w:r>
               <w:rPr>
@@ -1791,6 +1962,9 @@
             <w:vAlign w:val="center"/>
           </w:tcPr>
           <w:p>
+            <w:pPr>
+              <w:jc w:val="left"/>
+            </w:pPr>
             <w:r/>
             <w:r>
               <w:rPr>
@@ -1809,6 +1983,9 @@
             <w:vAlign w:val="center"/>
           </w:tcPr>
           <w:p>
+            <w:pPr>
+              <w:jc w:val="left"/>
+            </w:pPr>
             <w:r/>
             <w:r>
               <w:rPr>
@@ -1823,15 +2000,19 @@
         <w:tc>
           <w:tcPr>
             <w:tcW w:type="dxa" w:w="1417"/>
-            <w:shd w:val="clear" w:color="auto" w:fill="E6E6E6"/>
+            <w:shd w:val="clear" w:color="auto" w:fill="1F5F3F"/>
             <w:vAlign w:val="center"/>
           </w:tcPr>
           <w:p>
+            <w:pPr>
+              <w:jc w:val="center"/>
+            </w:pPr>
             <w:r/>
             <w:r>
               <w:rPr>
                 <w:rFonts w:ascii="Calibri" w:hAnsi="Calibri"/>
-                <w:color w:val="0D0D0D"/>
+                <w:b/>
+                <w:color w:val="FFFFFF"/>
                 <w:sz w:val="20"/>
               </w:rPr>
               <w:t>Verde</w:t>
@@ -1846,6 +2027,9 @@
             <w:vAlign w:val="center"/>
           </w:tcPr>
           <w:p>
+            <w:pPr>
+              <w:jc w:val="left"/>
+            </w:pPr>
             <w:r/>
             <w:r>
               <w:rPr>
@@ -1863,6 +2047,9 @@
             <w:vAlign w:val="center"/>
           </w:tcPr>
           <w:p>
+            <w:pPr>
+              <w:jc w:val="left"/>
+            </w:pPr>
             <w:r/>
             <w:r>
               <w:rPr>
@@ -1880,6 +2067,9 @@
             <w:vAlign w:val="center"/>
           </w:tcPr>
           <w:p>
+            <w:pPr>
+              <w:jc w:val="left"/>
+            </w:pPr>
             <w:r/>
             <w:r>
               <w:rPr>
@@ -1894,14 +2084,19 @@
         <w:tc>
           <w:tcPr>
             <w:tcW w:type="dxa" w:w="1417"/>
+            <w:shd w:val="clear" w:color="auto" w:fill="1F5F3F"/>
             <w:vAlign w:val="center"/>
           </w:tcPr>
           <w:p>
+            <w:pPr>
+              <w:jc w:val="center"/>
+            </w:pPr>
             <w:r/>
             <w:r>
               <w:rPr>
                 <w:rFonts w:ascii="Calibri" w:hAnsi="Calibri"/>
-                <w:color w:val="0D0D0D"/>
+                <w:b/>
+                <w:color w:val="FFFFFF"/>
                 <w:sz w:val="20"/>
               </w:rPr>
               <w:t>Verde</w:t>
@@ -1917,6 +2112,9 @@
             <w:vAlign w:val="center"/>
           </w:tcPr>
           <w:p>
+            <w:pPr>
+              <w:jc w:val="left"/>
+            </w:pPr>
             <w:r/>
             <w:r>
               <w:rPr>
@@ -1935,6 +2133,9 @@
             <w:vAlign w:val="center"/>
           </w:tcPr>
           <w:p>
+            <w:pPr>
+              <w:jc w:val="left"/>
+            </w:pPr>
             <w:r/>
             <w:r>
               <w:rPr>
@@ -1953,6 +2154,9 @@
             <w:vAlign w:val="center"/>
           </w:tcPr>
           <w:p>
+            <w:pPr>
+              <w:jc w:val="left"/>
+            </w:pPr>
             <w:r/>
             <w:r>
               <w:rPr>
@@ -1967,15 +2171,19 @@
         <w:tc>
           <w:tcPr>
             <w:tcW w:type="dxa" w:w="1417"/>
-            <w:shd w:val="clear" w:color="auto" w:fill="E6E6E6"/>
+            <w:shd w:val="clear" w:color="auto" w:fill="1F5F3F"/>
             <w:vAlign w:val="center"/>
           </w:tcPr>
           <w:p>
+            <w:pPr>
+              <w:jc w:val="center"/>
+            </w:pPr>
             <w:r/>
             <w:r>
               <w:rPr>
                 <w:rFonts w:ascii="Calibri" w:hAnsi="Calibri"/>
-                <w:color w:val="0D0D0D"/>
+                <w:b/>
+                <w:color w:val="FFFFFF"/>
                 <w:sz w:val="20"/>
               </w:rPr>
               <w:t>Verde</w:t>
@@ -2101,6 +2309,9 @@
             <w:vAlign w:val="center"/>
           </w:tcPr>
           <w:p>
+            <w:pPr>
+              <w:jc w:val="left"/>
+            </w:pPr>
             <w:r/>
             <w:r>
               <w:rPr>
@@ -2119,6 +2330,9 @@
             <w:vAlign w:val="center"/>
           </w:tcPr>
           <w:p>
+            <w:pPr>
+              <w:jc w:val="left"/>
+            </w:pPr>
             <w:r/>
             <w:r>
               <w:rPr>
@@ -2137,6 +2351,9 @@
             <w:vAlign w:val="center"/>
           </w:tcPr>
           <w:p>
+            <w:pPr>
+              <w:jc w:val="left"/>
+            </w:pPr>
             <w:r/>
             <w:r>
               <w:rPr>
@@ -2156,6 +2373,9 @@
             <w:vAlign w:val="center"/>
           </w:tcPr>
           <w:p>
+            <w:pPr>
+              <w:jc w:val="left"/>
+            </w:pPr>
             <w:r/>
             <w:r>
               <w:rPr>
@@ -2173,6 +2393,9 @@
             <w:vAlign w:val="center"/>
           </w:tcPr>
           <w:p>
+            <w:pPr>
+              <w:jc w:val="left"/>
+            </w:pPr>
             <w:r/>
             <w:r>
               <w:rPr>
@@ -2190,6 +2413,9 @@
             <w:vAlign w:val="center"/>
           </w:tcPr>
           <w:p>
+            <w:pPr>
+              <w:jc w:val="left"/>
+            </w:pPr>
             <w:r/>
             <w:r>
               <w:rPr>
@@ -2210,6 +2436,9 @@
             <w:vAlign w:val="center"/>
           </w:tcPr>
           <w:p>
+            <w:pPr>
+              <w:jc w:val="left"/>
+            </w:pPr>
             <w:r/>
             <w:r>
               <w:rPr>
@@ -2228,6 +2457,9 @@
             <w:vAlign w:val="center"/>
           </w:tcPr>
           <w:p>
+            <w:pPr>
+              <w:jc w:val="left"/>
+            </w:pPr>
             <w:r/>
             <w:r>
               <w:rPr>
@@ -2246,6 +2478,9 @@
             <w:vAlign w:val="center"/>
           </w:tcPr>
           <w:p>
+            <w:pPr>
+              <w:jc w:val="left"/>
+            </w:pPr>
             <w:r/>
             <w:r>
               <w:rPr>
@@ -2265,6 +2500,9 @@
             <w:vAlign w:val="center"/>
           </w:tcPr>
           <w:p>
+            <w:pPr>
+              <w:jc w:val="left"/>
+            </w:pPr>
             <w:r/>
             <w:r>
               <w:rPr>
@@ -2282,6 +2520,9 @@
             <w:vAlign w:val="center"/>
           </w:tcPr>
           <w:p>
+            <w:pPr>
+              <w:jc w:val="left"/>
+            </w:pPr>
             <w:r/>
             <w:r>
               <w:rPr>
@@ -2299,6 +2540,9 @@
             <w:vAlign w:val="center"/>
           </w:tcPr>
           <w:p>
+            <w:pPr>
+              <w:jc w:val="left"/>
+            </w:pPr>
             <w:r/>
             <w:r>
               <w:rPr>
@@ -2319,6 +2563,9 @@
             <w:vAlign w:val="center"/>
           </w:tcPr>
           <w:p>
+            <w:pPr>
+              <w:jc w:val="left"/>
+            </w:pPr>
             <w:r/>
             <w:r>
               <w:rPr>
@@ -2337,6 +2584,9 @@
             <w:vAlign w:val="center"/>
           </w:tcPr>
           <w:p>
+            <w:pPr>
+              <w:jc w:val="left"/>
+            </w:pPr>
             <w:r/>
             <w:r>
               <w:rPr>
@@ -2355,6 +2605,9 @@
             <w:vAlign w:val="center"/>
           </w:tcPr>
           <w:p>
+            <w:pPr>
+              <w:jc w:val="left"/>
+            </w:pPr>
             <w:r/>
             <w:r>
               <w:rPr>
@@ -2412,7 +2665,7 @@
           <w:color w:val="0D0D0D"/>
           <w:sz w:val="22"/>
         </w:rPr>
-        <w:t>Tamaño objetivo: 6.0% del NAV. Esto sitúa a MSFT en el centro de la banda Core Compounder definida por el IPS (4-8%), reflejando alta convicción + balance sheet fortress + profundidad de moat, pero respetando el límite superior por concentración tech.</w:t>
+        <w:t>Tamaño objetivo 6.0% del NAV. Esto sitúa a MSFT en el centro de la banda Core Compounder definida por el IPS (4-8%), reflejando alta convicción + balance sheet fortress + profundidad de moat, pero respetando el límite superior por concentración tech. Justificaría incrementar a 8% solo si: (i) Azure mantiene &gt;27% growth dos trimestres adicionales y (ii) precio cae por debajo de USD 420 sin deterioro de fundamentales. Justificaría reducir a &lt;4% si cualquiera de los failure modes del Pre-Mortem se activa.</w:t>
       </w:r>
     </w:p>
     <w:p>
@@ -2597,6 +2850,9 @@
             <w:vAlign w:val="center"/>
           </w:tcPr>
           <w:p>
+            <w:pPr>
+              <w:jc w:val="left"/>
+            </w:pPr>
             <w:r/>
             <w:r>
               <w:rPr>
@@ -2615,6 +2871,9 @@
             <w:vAlign w:val="center"/>
           </w:tcPr>
           <w:p>
+            <w:pPr>
+              <w:jc w:val="left"/>
+            </w:pPr>
             <w:r/>
             <w:r>
               <w:rPr>
@@ -2633,6 +2892,9 @@
             <w:vAlign w:val="center"/>
           </w:tcPr>
           <w:p>
+            <w:pPr>
+              <w:jc w:val="left"/>
+            </w:pPr>
             <w:r/>
             <w:r>
               <w:rPr>
@@ -2652,6 +2914,9 @@
             <w:vAlign w:val="center"/>
           </w:tcPr>
           <w:p>
+            <w:pPr>
+              <w:jc w:val="left"/>
+            </w:pPr>
             <w:r/>
             <w:r>
               <w:rPr>
@@ -2669,6 +2934,9 @@
             <w:vAlign w:val="center"/>
           </w:tcPr>
           <w:p>
+            <w:pPr>
+              <w:jc w:val="left"/>
+            </w:pPr>
             <w:r/>
             <w:r>
               <w:rPr>
@@ -2686,6 +2954,9 @@
             <w:vAlign w:val="center"/>
           </w:tcPr>
           <w:p>
+            <w:pPr>
+              <w:jc w:val="left"/>
+            </w:pPr>
             <w:r/>
             <w:r>
               <w:rPr>
@@ -2706,6 +2977,9 @@
             <w:vAlign w:val="center"/>
           </w:tcPr>
           <w:p>
+            <w:pPr>
+              <w:jc w:val="left"/>
+            </w:pPr>
             <w:r/>
             <w:r>
               <w:rPr>
@@ -2724,6 +2998,9 @@
             <w:vAlign w:val="center"/>
           </w:tcPr>
           <w:p>
+            <w:pPr>
+              <w:jc w:val="left"/>
+            </w:pPr>
             <w:r/>
             <w:r>
               <w:rPr>
@@ -2742,6 +3019,9 @@
             <w:vAlign w:val="center"/>
           </w:tcPr>
           <w:p>
+            <w:pPr>
+              <w:jc w:val="left"/>
+            </w:pPr>
             <w:r/>
             <w:r>
               <w:rPr>
@@ -2761,6 +3041,9 @@
             <w:vAlign w:val="center"/>
           </w:tcPr>
           <w:p>
+            <w:pPr>
+              <w:jc w:val="left"/>
+            </w:pPr>
             <w:r/>
             <w:r>
               <w:rPr>
@@ -2778,6 +3061,9 @@
             <w:vAlign w:val="center"/>
           </w:tcPr>
           <w:p>
+            <w:pPr>
+              <w:jc w:val="left"/>
+            </w:pPr>
             <w:r/>
             <w:r>
               <w:rPr>
@@ -2795,6 +3081,9 @@
             <w:vAlign w:val="center"/>
           </w:tcPr>
           <w:p>
+            <w:pPr>
+              <w:jc w:val="left"/>
+            </w:pPr>
             <w:r/>
             <w:r>
               <w:rPr>
@@ -2815,6 +3104,9 @@
             <w:vAlign w:val="center"/>
           </w:tcPr>
           <w:p>
+            <w:pPr>
+              <w:jc w:val="left"/>
+            </w:pPr>
             <w:r/>
             <w:r>
               <w:rPr>
@@ -2833,6 +3125,9 @@
             <w:vAlign w:val="center"/>
           </w:tcPr>
           <w:p>
+            <w:pPr>
+              <w:jc w:val="left"/>
+            </w:pPr>
             <w:r/>
             <w:r>
               <w:rPr>
@@ -2851,6 +3146,9 @@
             <w:vAlign w:val="center"/>
           </w:tcPr>
           <w:p>
+            <w:pPr>
+              <w:jc w:val="left"/>
+            </w:pPr>
             <w:r/>
             <w:r>
               <w:rPr>
@@ -3017,6 +3315,9 @@
             <w:vAlign w:val="center"/>
           </w:tcPr>
           <w:p>
+            <w:pPr>
+              <w:jc w:val="left"/>
+            </w:pPr>
             <w:r/>
             <w:r>
               <w:rPr>
@@ -3035,6 +3336,9 @@
             <w:vAlign w:val="center"/>
           </w:tcPr>
           <w:p>
+            <w:pPr>
+              <w:jc w:val="left"/>
+            </w:pPr>
             <w:r/>
             <w:r>
               <w:rPr>
@@ -3053,6 +3357,9 @@
             <w:vAlign w:val="center"/>
           </w:tcPr>
           <w:p>
+            <w:pPr>
+              <w:jc w:val="left"/>
+            </w:pPr>
             <w:r/>
             <w:r>
               <w:rPr>
@@ -3071,6 +3378,9 @@
             <w:vAlign w:val="center"/>
           </w:tcPr>
           <w:p>
+            <w:pPr>
+              <w:jc w:val="left"/>
+            </w:pPr>
             <w:r/>
             <w:r>
               <w:rPr>
@@ -3090,6 +3400,9 @@
             <w:vAlign w:val="center"/>
           </w:tcPr>
           <w:p>
+            <w:pPr>
+              <w:jc w:val="left"/>
+            </w:pPr>
             <w:r/>
             <w:r>
               <w:rPr>
@@ -3107,6 +3420,9 @@
             <w:vAlign w:val="center"/>
           </w:tcPr>
           <w:p>
+            <w:pPr>
+              <w:jc w:val="left"/>
+            </w:pPr>
             <w:r/>
             <w:r>
               <w:rPr>
@@ -3124,6 +3440,9 @@
             <w:vAlign w:val="center"/>
           </w:tcPr>
           <w:p>
+            <w:pPr>
+              <w:jc w:val="left"/>
+            </w:pPr>
             <w:r/>
             <w:r>
               <w:rPr>
@@ -3141,6 +3460,9 @@
             <w:vAlign w:val="center"/>
           </w:tcPr>
           <w:p>
+            <w:pPr>
+              <w:jc w:val="left"/>
+            </w:pPr>
             <w:r/>
             <w:r>
               <w:rPr>
@@ -3161,6 +3483,9 @@
             <w:vAlign w:val="center"/>
           </w:tcPr>
           <w:p>
+            <w:pPr>
+              <w:jc w:val="left"/>
+            </w:pPr>
             <w:r/>
             <w:r>
               <w:rPr>
@@ -3179,6 +3504,9 @@
             <w:vAlign w:val="center"/>
           </w:tcPr>
           <w:p>
+            <w:pPr>
+              <w:jc w:val="left"/>
+            </w:pPr>
             <w:r/>
             <w:r>
               <w:rPr>
@@ -3197,6 +3525,9 @@
             <w:vAlign w:val="center"/>
           </w:tcPr>
           <w:p>
+            <w:pPr>
+              <w:jc w:val="left"/>
+            </w:pPr>
             <w:r/>
             <w:r>
               <w:rPr>
@@ -3215,6 +3546,9 @@
             <w:vAlign w:val="center"/>
           </w:tcPr>
           <w:p>
+            <w:pPr>
+              <w:jc w:val="left"/>
+            </w:pPr>
             <w:r/>
             <w:r>
               <w:rPr>
@@ -3234,6 +3568,9 @@
             <w:vAlign w:val="center"/>
           </w:tcPr>
           <w:p>
+            <w:pPr>
+              <w:jc w:val="left"/>
+            </w:pPr>
             <w:r/>
             <w:r>
               <w:rPr>
@@ -3251,6 +3588,9 @@
             <w:vAlign w:val="center"/>
           </w:tcPr>
           <w:p>
+            <w:pPr>
+              <w:jc w:val="left"/>
+            </w:pPr>
             <w:r/>
             <w:r>
               <w:rPr>
@@ -3268,6 +3608,9 @@
             <w:vAlign w:val="center"/>
           </w:tcPr>
           <w:p>
+            <w:pPr>
+              <w:jc w:val="left"/>
+            </w:pPr>
             <w:r/>
             <w:r>
               <w:rPr>
@@ -3285,6 +3628,9 @@
             <w:vAlign w:val="center"/>
           </w:tcPr>
           <w:p>
+            <w:pPr>
+              <w:jc w:val="left"/>
+            </w:pPr>
             <w:r/>
             <w:r>
               <w:rPr>
@@ -3305,6 +3651,9 @@
             <w:vAlign w:val="center"/>
           </w:tcPr>
           <w:p>
+            <w:pPr>
+              <w:jc w:val="left"/>
+            </w:pPr>
             <w:r/>
             <w:r>
               <w:rPr>
@@ -3323,6 +3672,9 @@
             <w:vAlign w:val="center"/>
           </w:tcPr>
           <w:p>
+            <w:pPr>
+              <w:jc w:val="left"/>
+            </w:pPr>
             <w:r/>
             <w:r>
               <w:rPr>
@@ -3341,6 +3693,9 @@
             <w:vAlign w:val="center"/>
           </w:tcPr>
           <w:p>
+            <w:pPr>
+              <w:jc w:val="left"/>
+            </w:pPr>
             <w:r/>
             <w:r>
               <w:rPr>
@@ -3359,6 +3714,9 @@
             <w:vAlign w:val="center"/>
           </w:tcPr>
           <w:p>
+            <w:pPr>
+              <w:jc w:val="left"/>
+            </w:pPr>
             <w:r/>
             <w:r>
               <w:rPr>
@@ -3378,6 +3736,9 @@
             <w:vAlign w:val="center"/>
           </w:tcPr>
           <w:p>
+            <w:pPr>
+              <w:jc w:val="left"/>
+            </w:pPr>
             <w:r/>
             <w:r>
               <w:rPr>
@@ -3395,6 +3756,9 @@
             <w:vAlign w:val="center"/>
           </w:tcPr>
           <w:p>
+            <w:pPr>
+              <w:jc w:val="left"/>
+            </w:pPr>
             <w:r/>
             <w:r>
               <w:rPr>
@@ -3412,6 +3776,9 @@
             <w:vAlign w:val="center"/>
           </w:tcPr>
           <w:p>
+            <w:pPr>
+              <w:jc w:val="left"/>
+            </w:pPr>
             <w:r/>
             <w:r>
               <w:rPr>
@@ -3429,6 +3796,9 @@
             <w:vAlign w:val="center"/>
           </w:tcPr>
           <w:p>
+            <w:pPr>
+              <w:jc w:val="left"/>
+            </w:pPr>
             <w:r/>
             <w:r>
               <w:rPr>
@@ -3626,21 +3996,7 @@
           <w:color w:val="0D0D0D"/>
           <w:sz w:val="22"/>
         </w:rPr>
-        <w:t>Microsoft califica como Core Compounder de DCE Holdings: moat fuerte en las tres dimensiones de Greenwald, runway de reinversión visible a 5-10 años, management Superior con track record de 11 años, balance sheet fortress, y un Implied IRR base de 14.3% con margen de 430bps sobre el hurdle.</w:t>
-      </w:r>
-    </w:p>
-    <w:p>
-      <w:pPr>
-        <w:spacing w:after="120"/>
-        <w:jc w:val="both"/>
-      </w:pPr>
-      <w:r>
-        <w:rPr>
-          <w:rFonts w:ascii="Calibri" w:hAnsi="Calibri"/>
-          <w:color w:val="0D0D0D"/>
-          <w:sz w:val="22"/>
-        </w:rPr>
-        <w:t>La tesis no requiere asumir el bull case de Azure ni una monetización heroica de Copilot para justificar el retorno esperado. El downside está acotado por la durabilidad del cash flow de M365 y la posición neta de caja. La asimetría es favorable (1.9:1) y los Kill Criteria son medibles y específicos.</w:t>
+        <w:t>Microsoft califica como Core Compounder de DCE Holdings: moat fuerte en las tres dimensiones de Greenwald, runway de reinversión visible a 5-10 años, management Superior con track record de 11 años, balance sheet fortress, y un Implied IRR base de 14.3% con margen de 430bps sobre el hurdle. La tesis no requiere asumir el bull case de Azure ni una monetización heroica de Copilot para justificar el retorno esperado. El downside está acotado por la durabilidad del cash flow de M365 y la posición neta de caja. La asimetría es favorable (1.9:1) y los Kill Criteria son medibles y específicos.</w:t>
       </w:r>
     </w:p>
     <w:p>
